--- a/src/db/seed-data/docs/module15-prompt-nhan-vat.docx
+++ b/src/db/seed-data/docs/module15-prompt-nhan-vat.docx
@@ -194,7 +194,7 @@
           <w:color w:val="6B7280"/>
           <w:sz w:val="20"/>
         </w:rPr>
-        <w:t xml:space="preserve">Thay các phần [trong ngoặc vuông] bằng thông tin của bạn.</w:t>
+        <w:t xml:space="preserve">Thay các phần [trong ngoặc vuông] bằng thông tin của bạn. Khi dán vào công cụ AI nên dùng bản tiếng Anh (EN); bản dịch tiếng Việt giúp hiểu nội dung.</w:t>
       </w:r>
     </w:p>
     <w:p>
@@ -212,6 +212,19 @@
     </w:p>
     <w:p>
       <w:pPr>
+        <w:spacing w:before="0" w:after="40"/>
+      </w:pPr>
+      <w:r>
+        <w:rPr>
+          <w:b/>
+          <w:color w:val="6B7280"/>
+          <w:sz w:val="18"/>
+        </w:rPr>
+        <w:t xml:space="preserve">EN – Prompt gốc</w:t>
+      </w:r>
+    </w:p>
+    <w:p>
+      <w:pPr>
         <w:spacing w:before="0" w:after="0"/>
         <w:shd w:val="clear" w:color="auto" w:fill="F3F4F6"/>
         <w:ind w:left="200" w:right="200"/>
@@ -250,6 +263,58 @@
           <w:sz w:val="21"/>
         </w:rPr>
         <w:t xml:space="preserve">PERSONALITY (thể hiện qua biểu cảm): [tính cách: cheerful, confident, energetic].</w:t>
+      </w:r>
+    </w:p>
+    <w:p>
+      <w:pPr>
+        <w:spacing w:before="120" w:after="40"/>
+      </w:pPr>
+      <w:r>
+        <w:rPr>
+          <w:b/>
+          <w:color w:val="047857"/>
+          <w:sz w:val="18"/>
+        </w:rPr>
+        <w:t xml:space="preserve">VI – Bản dịch tiếng Việt</w:t>
+      </w:r>
+    </w:p>
+    <w:p>
+      <w:pPr>
+        <w:spacing w:before="0" w:after="0"/>
+        <w:shd w:val="clear" w:color="auto" w:fill="ECFDF5"/>
+        <w:ind w:left="200" w:right="200"/>
+      </w:pPr>
+      <w:r>
+        <w:rPr>
+          <w:sz w:val="21"/>
+        </w:rPr>
+        <w:t xml:space="preserve">NHÂN VẬT: [Tên nhân vật], [giới tính] [quốc tịch: Việt Nam] [tuổi] tuổi, [dáng người: mảnh khảnh, chiều cao trung bình], [khuôn mặt: mặt trái xoan, đường hàm mềm, mũi nhỏ], [mắt: mắt hạnh nhân màu nâu sẫm], [tóc: tóc đen thẳng buộc đuôi ngựa thấp], [đặc điểm nhận dạng: một nốt ruồi nhỏ dưới mắt trái].</w:t>
+      </w:r>
+    </w:p>
+    <w:p>
+      <w:pPr>
+        <w:spacing w:before="0" w:after="0"/>
+        <w:shd w:val="clear" w:color="auto" w:fill="ECFDF5"/>
+        <w:ind w:left="200" w:right="200"/>
+      </w:pPr>
+      <w:r>
+        <w:rPr>
+          <w:sz w:val="21"/>
+        </w:rPr>
+        <w:t xml:space="preserve">TRANG PHỤC: [trang phục cố định: áo khoác oversize màu vàng mù tạt bên ngoài áo thun trắng, quần jean xanh nhạt, giày sneaker trắng].</w:t>
+      </w:r>
+    </w:p>
+    <w:p>
+      <w:pPr>
+        <w:spacing w:before="0" w:after="0"/>
+        <w:shd w:val="clear" w:color="auto" w:fill="ECFDF5"/>
+        <w:ind w:left="200" w:right="200"/>
+      </w:pPr>
+      <w:r>
+        <w:rPr>
+          <w:sz w:val="21"/>
+        </w:rPr>
+        <w:t xml:space="preserve">TÍNH CÁCH (thể hiện qua biểu cảm): [tính cách: vui vẻ, tự tin, năng động].</w:t>
       </w:r>
     </w:p>
     <w:p>
@@ -267,6 +332,19 @@
     </w:p>
     <w:p>
       <w:pPr>
+        <w:spacing w:before="0" w:after="40"/>
+      </w:pPr>
+      <w:r>
+        <w:rPr>
+          <w:b/>
+          <w:color w:val="6B7280"/>
+          <w:sz w:val="18"/>
+        </w:rPr>
+        <w:t xml:space="preserve">EN – Prompt gốc</w:t>
+      </w:r>
+    </w:p>
+    <w:p>
+      <w:pPr>
         <w:spacing w:before="0" w:after="0"/>
         <w:shd w:val="clear" w:color="auto" w:fill="F3F4F6"/>
         <w:ind w:left="200" w:right="200"/>
@@ -316,6 +394,71 @@
       <w:r>
         <w:rPr>
           <w:rFonts w:ascii="Consolas" w:hAnsi="Consolas" w:cs="Consolas"/>
+          <w:sz w:val="21"/>
+        </w:rPr>
+        <w:t xml:space="preserve">--ar 16:9</w:t>
+      </w:r>
+    </w:p>
+    <w:p>
+      <w:pPr>
+        <w:spacing w:before="120" w:after="40"/>
+      </w:pPr>
+      <w:r>
+        <w:rPr>
+          <w:b/>
+          <w:color w:val="047857"/>
+          <w:sz w:val="18"/>
+        </w:rPr>
+        <w:t xml:space="preserve">VI – Bản dịch tiếng Việt</w:t>
+      </w:r>
+    </w:p>
+    <w:p>
+      <w:pPr>
+        <w:spacing w:before="0" w:after="0"/>
+        <w:shd w:val="clear" w:color="auto" w:fill="ECFDF5"/>
+        <w:ind w:left="200" w:right="200"/>
+      </w:pPr>
+      <w:r>
+        <w:rPr>
+          <w:sz w:val="21"/>
+        </w:rPr>
+        <w:t xml:space="preserve">Bảng tham chiếu nhân vật của [dán thẻ mô tả nhân vật], toàn thân, thể hiện nhiều góc nhìn: chính diện, chéo 3/4, nghiêng một bên, phía sau, kèm 3 cận cảnh biểu cảm khuôn mặt (vui, ngạc nhiên, nghiêm túc).</w:t>
+      </w:r>
+    </w:p>
+    <w:p>
+      <w:pPr>
+        <w:spacing w:before="0" w:after="0"/>
+        <w:shd w:val="clear" w:color="auto" w:fill="ECFDF5"/>
+        <w:ind w:left="200" w:right="200"/>
+      </w:pPr>
+      <w:r>
+        <w:rPr>
+          <w:sz w:val="21"/>
+        </w:rPr>
+        <w:t xml:space="preserve">Nền xám nhạt trung tính, ánh sáng studio đều, tỉ lệ cơ thể và trang phục nhất quán ở mọi góc.</w:t>
+      </w:r>
+    </w:p>
+    <w:p>
+      <w:pPr>
+        <w:spacing w:before="0" w:after="0"/>
+        <w:shd w:val="clear" w:color="auto" w:fill="ECFDF5"/>
+        <w:ind w:left="200" w:right="200"/>
+      </w:pPr>
+      <w:r>
+        <w:rPr>
+          <w:sz w:val="21"/>
+        </w:rPr>
+        <w:t xml:space="preserve">Phong cách: [phong cách: ảnh thật / 3D Pixar / anime], gọn gàng, chi tiết cao, bố cục bảng thiết kế nhân vật.</w:t>
+      </w:r>
+    </w:p>
+    <w:p>
+      <w:pPr>
+        <w:spacing w:before="0" w:after="0"/>
+        <w:shd w:val="clear" w:color="auto" w:fill="ECFDF5"/>
+        <w:ind w:left="200" w:right="200"/>
+      </w:pPr>
+      <w:r>
+        <w:rPr>
           <w:sz w:val="21"/>
         </w:rPr>
         <w:t xml:space="preserve">--ar 16:9</w:t>
@@ -336,6 +479,19 @@
     </w:p>
     <w:p>
       <w:pPr>
+        <w:spacing w:before="0" w:after="40"/>
+      </w:pPr>
+      <w:r>
+        <w:rPr>
+          <w:b/>
+          <w:color w:val="6B7280"/>
+          <w:sz w:val="18"/>
+        </w:rPr>
+        <w:t xml:space="preserve">EN – Prompt gốc</w:t>
+      </w:r>
+    </w:p>
+    <w:p>
+      <w:pPr>
         <w:spacing w:before="0" w:after="0"/>
         <w:shd w:val="clear" w:color="auto" w:fill="F3F4F6"/>
         <w:ind w:left="200" w:right="200"/>
@@ -385,6 +541,71 @@
       <w:r>
         <w:rPr>
           <w:rFonts w:ascii="Consolas" w:hAnsi="Consolas" w:cs="Consolas"/>
+          <w:sz w:val="21"/>
+        </w:rPr>
+        <w:t xml:space="preserve">--ar 1:1 --style raw</w:t>
+      </w:r>
+    </w:p>
+    <w:p>
+      <w:pPr>
+        <w:spacing w:before="120" w:after="40"/>
+      </w:pPr>
+      <w:r>
+        <w:rPr>
+          <w:b/>
+          <w:color w:val="047857"/>
+          <w:sz w:val="18"/>
+        </w:rPr>
+        <w:t xml:space="preserve">VI – Bản dịch tiếng Việt</w:t>
+      </w:r>
+    </w:p>
+    <w:p>
+      <w:pPr>
+        <w:spacing w:before="0" w:after="0"/>
+        <w:shd w:val="clear" w:color="auto" w:fill="ECFDF5"/>
+        <w:ind w:left="200" w:right="200"/>
+      </w:pPr>
+      <w:r>
+        <w:rPr>
+          <w:sz w:val="21"/>
+        </w:rPr>
+        <w:t xml:space="preserve">Ảnh chân dung chính diện của [dán thẻ mô tả nhân vật], từ đầu đến vai, nhìn thẳng vào máy ảnh, nét mặt thư thái trung tính.</w:t>
+      </w:r>
+    </w:p>
+    <w:p>
+      <w:pPr>
+        <w:spacing w:before="0" w:after="0"/>
+        <w:shd w:val="clear" w:color="auto" w:fill="ECFDF5"/>
+        <w:ind w:left="200" w:right="200"/>
+      </w:pPr>
+      <w:r>
+        <w:rPr>
+          <w:sz w:val="21"/>
+        </w:rPr>
+        <w:t xml:space="preserve">Nền xám mềm trơn, ánh sáng studio mềm đều, không có bóng gắt.</w:t>
+      </w:r>
+    </w:p>
+    <w:p>
+      <w:pPr>
+        <w:spacing w:before="0" w:after="0"/>
+        <w:shd w:val="clear" w:color="auto" w:fill="ECFDF5"/>
+        <w:ind w:left="200" w:right="200"/>
+      </w:pPr>
+      <w:r>
+        <w:rPr>
+          <w:sz w:val="21"/>
+        </w:rPr>
+        <w:t xml:space="preserve">Chụp ống 85mm, f/2.8, nét căng ở khuôn mặt, kết cấu da tự nhiên, siêu chân thực.</w:t>
+      </w:r>
+    </w:p>
+    <w:p>
+      <w:pPr>
+        <w:spacing w:before="0" w:after="0"/>
+        <w:shd w:val="clear" w:color="auto" w:fill="ECFDF5"/>
+        <w:ind w:left="200" w:right="200"/>
+      </w:pPr>
+      <w:r>
+        <w:rPr>
           <w:sz w:val="21"/>
         </w:rPr>
         <w:t xml:space="preserve">--ar 1:1 --style raw</w:t>
@@ -405,6 +626,19 @@
     </w:p>
     <w:p>
       <w:pPr>
+        <w:spacing w:before="0" w:after="40"/>
+      </w:pPr>
+      <w:r>
+        <w:rPr>
+          <w:b/>
+          <w:color w:val="6B7280"/>
+          <w:sz w:val="18"/>
+        </w:rPr>
+        <w:t xml:space="preserve">EN – Prompt gốc</w:t>
+      </w:r>
+    </w:p>
+    <w:p>
+      <w:pPr>
         <w:spacing w:before="0" w:after="0"/>
         <w:shd w:val="clear" w:color="auto" w:fill="F3F4F6"/>
         <w:ind w:left="200" w:right="200"/>
@@ -482,6 +716,97 @@
       <w:r>
         <w:rPr>
           <w:rFonts w:ascii="Consolas" w:hAnsi="Consolas" w:cs="Consolas"/>
+          <w:sz w:val="21"/>
+        </w:rPr>
+        <w:t xml:space="preserve">--ar 9:16 --cref [link ảnh gốc] --cw 100</w:t>
+      </w:r>
+    </w:p>
+    <w:p>
+      <w:pPr>
+        <w:spacing w:before="120" w:after="40"/>
+      </w:pPr>
+      <w:r>
+        <w:rPr>
+          <w:b/>
+          <w:color w:val="047857"/>
+          <w:sz w:val="18"/>
+        </w:rPr>
+        <w:t xml:space="preserve">VI – Bản dịch tiếng Việt</w:t>
+      </w:r>
+    </w:p>
+    <w:p>
+      <w:pPr>
+        <w:spacing w:before="0" w:after="0"/>
+        <w:shd w:val="clear" w:color="auto" w:fill="ECFDF5"/>
+        <w:ind w:left="200" w:right="200"/>
+      </w:pPr>
+      <w:r>
+        <w:rPr>
+          <w:sz w:val="21"/>
+        </w:rPr>
+        <w:t xml:space="preserve">[Dán thẻ mô tả nhân vật], [hành động mới: đi dạo qua khu chợ đêm đông đúc, tay cầm ly trà sữa], [biểu cảm: mỉm cười và tò mò nhìn xung quanh].</w:t>
+      </w:r>
+    </w:p>
+    <w:p>
+      <w:pPr>
+        <w:spacing w:before="0" w:after="0"/>
+        <w:shd w:val="clear" w:color="auto" w:fill="ECFDF5"/>
+        <w:ind w:left="200" w:right="200"/>
+      </w:pPr>
+      <w:r>
+        <w:rPr>
+          <w:sz w:val="21"/>
+        </w:rPr>
+        <w:t xml:space="preserve">Bối cảnh: [bối cảnh: chợ đêm Bến Thành ở Sài Gòn, các sạp hàng nhiều màu sắc, dây đèn trang trí].</w:t>
+      </w:r>
+    </w:p>
+    <w:p>
+      <w:pPr>
+        <w:spacing w:before="0" w:after="0"/>
+        <w:shd w:val="clear" w:color="auto" w:fill="ECFDF5"/>
+        <w:ind w:left="200" w:right="200"/>
+      </w:pPr>
+      <w:r>
+        <w:rPr>
+          <w:sz w:val="21"/>
+        </w:rPr>
+        <w:t xml:space="preserve">Ánh sáng: đèn neon ấm và dây đèn, ánh sáng dịu trên khuôn mặt.</w:t>
+      </w:r>
+    </w:p>
+    <w:p>
+      <w:pPr>
+        <w:spacing w:before="0" w:after="0"/>
+        <w:shd w:val="clear" w:color="auto" w:fill="ECFDF5"/>
+        <w:ind w:left="200" w:right="200"/>
+      </w:pPr>
+      <w:r>
+        <w:rPr>
+          <w:sz w:val="21"/>
+        </w:rPr>
+        <w:t xml:space="preserve">Máy ảnh: trung cảnh, ống 35mm, ngang tầm mắt, cảm giác cầm tay nhẹ.</w:t>
+      </w:r>
+    </w:p>
+    <w:p>
+      <w:pPr>
+        <w:spacing w:before="0" w:after="0"/>
+        <w:shd w:val="clear" w:color="auto" w:fill="ECFDF5"/>
+        <w:ind w:left="200" w:right="200"/>
+      </w:pPr>
+      <w:r>
+        <w:rPr>
+          <w:sz w:val="21"/>
+        </w:rPr>
+        <w:t xml:space="preserve">Giữ chính xác khuôn mặt, kiểu tóc và trang phục giống ảnh tham chiếu.</w:t>
+      </w:r>
+    </w:p>
+    <w:p>
+      <w:pPr>
+        <w:spacing w:before="0" w:after="0"/>
+        <w:shd w:val="clear" w:color="auto" w:fill="ECFDF5"/>
+        <w:ind w:left="200" w:right="200"/>
+      </w:pPr>
+      <w:r>
+        <w:rPr>
           <w:sz w:val="21"/>
         </w:rPr>
         <w:t xml:space="preserve">--ar 9:16 --cref [link ảnh gốc] --cw 100</w:t>
@@ -502,6 +827,19 @@
     </w:p>
     <w:p>
       <w:pPr>
+        <w:spacing w:before="0" w:after="40"/>
+      </w:pPr>
+      <w:r>
+        <w:rPr>
+          <w:b/>
+          <w:color w:val="6B7280"/>
+          <w:sz w:val="18"/>
+        </w:rPr>
+        <w:t xml:space="preserve">EN – Prompt gốc</w:t>
+      </w:r>
+    </w:p>
+    <w:p>
+      <w:pPr>
         <w:spacing w:before="0" w:after="0"/>
         <w:shd w:val="clear" w:color="auto" w:fill="F3F4F6"/>
         <w:ind w:left="200" w:right="200"/>
@@ -579,6 +917,97 @@
       <w:r>
         <w:rPr>
           <w:rFonts w:ascii="Consolas" w:hAnsi="Consolas" w:cs="Consolas"/>
+          <w:sz w:val="21"/>
+        </w:rPr>
+        <w:t xml:space="preserve">--ar 16:9</w:t>
+      </w:r>
+    </w:p>
+    <w:p>
+      <w:pPr>
+        <w:spacing w:before="120" w:after="40"/>
+      </w:pPr>
+      <w:r>
+        <w:rPr>
+          <w:b/>
+          <w:color w:val="047857"/>
+          <w:sz w:val="18"/>
+        </w:rPr>
+        <w:t xml:space="preserve">VI – Bản dịch tiếng Việt</w:t>
+      </w:r>
+    </w:p>
+    <w:p>
+      <w:pPr>
+        <w:spacing w:before="0" w:after="0"/>
+        <w:shd w:val="clear" w:color="auto" w:fill="ECFDF5"/>
+        <w:ind w:left="200" w:right="200"/>
+      </w:pPr>
+      <w:r>
+        <w:rPr>
+          <w:sz w:val="21"/>
+        </w:rPr>
+        <w:t xml:space="preserve">Nhân vật 3D phong cách Pixar: [tên], [mô tả: một chú mèo cam mũm mĩm đeo chiếc ba lô nhỏ màu xanh], mắt tròn to màu xanh lá, lông xù mềm, lông mày biểu cảm.</w:t>
+      </w:r>
+    </w:p>
+    <w:p>
+      <w:pPr>
+        <w:spacing w:before="0" w:after="0"/>
+        <w:shd w:val="clear" w:color="auto" w:fill="ECFDF5"/>
+        <w:ind w:left="200" w:right="200"/>
+      </w:pPr>
+      <w:r>
+        <w:rPr>
+          <w:sz w:val="21"/>
+        </w:rPr>
+        <w:t xml:space="preserve">Tư thế: [tư thế: đứng bằng hai chân và vui vẻ vẫy tay].</w:t>
+      </w:r>
+    </w:p>
+    <w:p>
+      <w:pPr>
+        <w:spacing w:before="0" w:after="0"/>
+        <w:shd w:val="clear" w:color="auto" w:fill="ECFDF5"/>
+        <w:ind w:left="200" w:right="200"/>
+      </w:pPr>
+      <w:r>
+        <w:rPr>
+          <w:sz w:val="21"/>
+        </w:rPr>
+        <w:t xml:space="preserve">Nền: nền trơn màu pastel [màu] để làm tham chiếu.</w:t>
+      </w:r>
+    </w:p>
+    <w:p>
+      <w:pPr>
+        <w:spacing w:before="0" w:after="0"/>
+        <w:shd w:val="clear" w:color="auto" w:fill="ECFDF5"/>
+        <w:ind w:left="200" w:right="200"/>
+      </w:pPr>
+      <w:r>
+        <w:rPr>
+          <w:sz w:val="21"/>
+        </w:rPr>
+        <w:t xml:space="preserve">Kết xuất: ánh sáng mềm, 3D chất lượng cao, thiết kế nhất quán phù hợp cho loạt phim hoạt hình thiếu nhi.</w:t>
+      </w:r>
+    </w:p>
+    <w:p>
+      <w:pPr>
+        <w:spacing w:before="0" w:after="0"/>
+        <w:shd w:val="clear" w:color="auto" w:fill="ECFDF5"/>
+        <w:ind w:left="200" w:right="200"/>
+      </w:pPr>
+      <w:r>
+        <w:rPr>
+          <w:sz w:val="21"/>
+        </w:rPr>
+        <w:t xml:space="preserve">Tạo góc chính diện, nghiêng và sau lưng trên cùng một bảng.</w:t>
+      </w:r>
+    </w:p>
+    <w:p>
+      <w:pPr>
+        <w:spacing w:before="0" w:after="0"/>
+        <w:shd w:val="clear" w:color="auto" w:fill="ECFDF5"/>
+        <w:ind w:left="200" w:right="200"/>
+      </w:pPr>
+      <w:r>
+        <w:rPr>
           <w:sz w:val="21"/>
         </w:rPr>
         <w:t xml:space="preserve">--ar 16:9</w:t>
@@ -599,6 +1028,19 @@
     </w:p>
     <w:p>
       <w:pPr>
+        <w:spacing w:before="0" w:after="40"/>
+      </w:pPr>
+      <w:r>
+        <w:rPr>
+          <w:b/>
+          <w:color w:val="6B7280"/>
+          <w:sz w:val="18"/>
+        </w:rPr>
+        <w:t xml:space="preserve">EN – Prompt gốc</w:t>
+      </w:r>
+    </w:p>
+    <w:p>
+      <w:pPr>
         <w:spacing w:before="0" w:after="0"/>
         <w:shd w:val="clear" w:color="auto" w:fill="F3F4F6"/>
         <w:ind w:left="200" w:right="200"/>
@@ -676,6 +1118,97 @@
       <w:r>
         <w:rPr>
           <w:rFonts w:ascii="Consolas" w:hAnsi="Consolas" w:cs="Consolas"/>
+          <w:sz w:val="21"/>
+        </w:rPr>
+        <w:t xml:space="preserve">--ar 9:16</w:t>
+      </w:r>
+    </w:p>
+    <w:p>
+      <w:pPr>
+        <w:spacing w:before="120" w:after="40"/>
+      </w:pPr>
+      <w:r>
+        <w:rPr>
+          <w:b/>
+          <w:color w:val="047857"/>
+          <w:sz w:val="18"/>
+        </w:rPr>
+        <w:t xml:space="preserve">VI – Bản dịch tiếng Việt</w:t>
+      </w:r>
+    </w:p>
+    <w:p>
+      <w:pPr>
+        <w:spacing w:before="0" w:after="0"/>
+        <w:shd w:val="clear" w:color="auto" w:fill="ECFDF5"/>
+        <w:ind w:left="200" w:right="200"/>
+      </w:pPr>
+      <w:r>
+        <w:rPr>
+          <w:sz w:val="21"/>
+        </w:rPr>
+        <w:t xml:space="preserve">Người dẫn chương trình ảo chuyên nghiệp: [dán thẻ mô tả nhân vật], mặc [trang phục: áo blazer xanh navy bên ngoài áo sơ mi trắng], đứng trong [bối cảnh: studio hiện đại sáng sủa với màn hình LED xóa phông phía sau].</w:t>
+      </w:r>
+    </w:p>
+    <w:p>
+      <w:pPr>
+        <w:spacing w:before="0" w:after="0"/>
+        <w:shd w:val="clear" w:color="auto" w:fill="ECFDF5"/>
+        <w:ind w:left="200" w:right="200"/>
+      </w:pPr>
+      <w:r>
+        <w:rPr>
+          <w:sz w:val="21"/>
+        </w:rPr>
+        <w:t xml:space="preserve">Tư thế: hướng về máy quay, tay cử chỉ nhẹ như đang giải thích, nụ cười tự tin thân thiện.</w:t>
+      </w:r>
+    </w:p>
+    <w:p>
+      <w:pPr>
+        <w:spacing w:before="0" w:after="0"/>
+        <w:shd w:val="clear" w:color="auto" w:fill="ECFDF5"/>
+        <w:ind w:left="200" w:right="200"/>
+      </w:pPr>
+      <w:r>
+        <w:rPr>
+          <w:sz w:val="21"/>
+        </w:rPr>
+        <w:t xml:space="preserve">Ánh sáng: ánh sáng studio 3 điểm mềm, sạch và tôn dáng.</w:t>
+      </w:r>
+    </w:p>
+    <w:p>
+      <w:pPr>
+        <w:spacing w:before="0" w:after="0"/>
+        <w:shd w:val="clear" w:color="auto" w:fill="ECFDF5"/>
+        <w:ind w:left="200" w:right="200"/>
+      </w:pPr>
+      <w:r>
+        <w:rPr>
+          <w:sz w:val="21"/>
+        </w:rPr>
+        <w:t xml:space="preserve">Máy ảnh: trung cảnh từ thắt lưng trở lên, ống 50mm, ngang tầm mắt.</w:t>
+      </w:r>
+    </w:p>
+    <w:p>
+      <w:pPr>
+        <w:spacing w:before="0" w:after="0"/>
+        <w:shd w:val="clear" w:color="auto" w:fill="ECFDF5"/>
+        <w:ind w:left="200" w:right="200"/>
+      </w:pPr>
+      <w:r>
+        <w:rPr>
+          <w:sz w:val="21"/>
+        </w:rPr>
+        <w:t xml:space="preserve">Phong cách: ảnh thật, chất lượng truyền hình.</w:t>
+      </w:r>
+    </w:p>
+    <w:p>
+      <w:pPr>
+        <w:spacing w:before="0" w:after="0"/>
+        <w:shd w:val="clear" w:color="auto" w:fill="ECFDF5"/>
+        <w:ind w:left="200" w:right="200"/>
+      </w:pPr>
+      <w:r>
+        <w:rPr>
           <w:sz w:val="21"/>
         </w:rPr>
         <w:t xml:space="preserve">--ar 9:16</w:t>
@@ -696,6 +1229,19 @@
     </w:p>
     <w:p>
       <w:pPr>
+        <w:spacing w:before="0" w:after="40"/>
+      </w:pPr>
+      <w:r>
+        <w:rPr>
+          <w:b/>
+          <w:color w:val="6B7280"/>
+          <w:sz w:val="18"/>
+        </w:rPr>
+        <w:t xml:space="preserve">EN – Prompt gốc</w:t>
+      </w:r>
+    </w:p>
+    <w:p>
+      <w:pPr>
         <w:spacing w:before="0" w:after="0"/>
         <w:shd w:val="clear" w:color="auto" w:fill="F3F4F6"/>
         <w:ind w:left="200" w:right="200"/>
@@ -776,6 +1322,97 @@
           <w:sz w:val="21"/>
         </w:rPr>
         <w:t xml:space="preserve">No subtitles, no text on screen.</w:t>
+      </w:r>
+    </w:p>
+    <w:p>
+      <w:pPr>
+        <w:spacing w:before="120" w:after="40"/>
+      </w:pPr>
+      <w:r>
+        <w:rPr>
+          <w:b/>
+          <w:color w:val="047857"/>
+          <w:sz w:val="18"/>
+        </w:rPr>
+        <w:t xml:space="preserve">VI – Bản dịch tiếng Việt</w:t>
+      </w:r>
+    </w:p>
+    <w:p>
+      <w:pPr>
+        <w:spacing w:before="0" w:after="0"/>
+        <w:shd w:val="clear" w:color="auto" w:fill="ECFDF5"/>
+        <w:ind w:left="200" w:right="200"/>
+      </w:pPr>
+      <w:r>
+        <w:rPr>
+          <w:sz w:val="21"/>
+        </w:rPr>
+        <w:t xml:space="preserve">Cảnh cận trung của [dán thẻ mô tả nhân vật], ngồi [bối cảnh: tại bàn gỗ trong phòng làm việc tại nhà sáng sủa], nhìn thẳng vào máy quay và nói chuyện tự nhiên với cử chỉ tay thân thiện.</w:t>
+      </w:r>
+    </w:p>
+    <w:p>
+      <w:pPr>
+        <w:spacing w:before="0" w:after="0"/>
+        <w:shd w:val="clear" w:color="auto" w:fill="ECFDF5"/>
+        <w:ind w:left="200" w:right="200"/>
+      </w:pPr>
+      <w:r>
+        <w:rPr>
+          <w:sz w:val="21"/>
+        </w:rPr>
+        <w:t xml:space="preserve">Cô ấy nói bằng tiếng Việt: "[câu thoại ngắn, dưới 20 từ]"</w:t>
+      </w:r>
+    </w:p>
+    <w:p>
+      <w:pPr>
+        <w:spacing w:before="0" w:after="0"/>
+        <w:shd w:val="clear" w:color="auto" w:fill="ECFDF5"/>
+        <w:ind w:left="200" w:right="200"/>
+      </w:pPr>
+      <w:r>
+        <w:rPr>
+          <w:sz w:val="21"/>
+        </w:rPr>
+        <w:t xml:space="preserve">Máy quay: đứng yên, ngang tầm mắt, xóa phông nhẹ.</w:t>
+      </w:r>
+    </w:p>
+    <w:p>
+      <w:pPr>
+        <w:spacing w:before="0" w:after="0"/>
+        <w:shd w:val="clear" w:color="auto" w:fill="ECFDF5"/>
+        <w:ind w:left="200" w:right="200"/>
+      </w:pPr>
+      <w:r>
+        <w:rPr>
+          <w:sz w:val="21"/>
+        </w:rPr>
+        <w:t xml:space="preserve">Ánh sáng: ánh sáng cửa sổ tự nhiên mềm.</w:t>
+      </w:r>
+    </w:p>
+    <w:p>
+      <w:pPr>
+        <w:spacing w:before="0" w:after="0"/>
+        <w:shd w:val="clear" w:color="auto" w:fill="ECFDF5"/>
+        <w:ind w:left="200" w:right="200"/>
+      </w:pPr>
+      <w:r>
+        <w:rPr>
+          <w:sz w:val="21"/>
+        </w:rPr>
+        <w:t xml:space="preserve">Âm thanh: giọng nói rõ, tiếng phòng yên tĩnh, không nhạc nền.</w:t>
+      </w:r>
+    </w:p>
+    <w:p>
+      <w:pPr>
+        <w:spacing w:before="0" w:after="0"/>
+        <w:shd w:val="clear" w:color="auto" w:fill="ECFDF5"/>
+        <w:ind w:left="200" w:right="200"/>
+      </w:pPr>
+      <w:r>
+        <w:rPr>
+          <w:sz w:val="21"/>
+        </w:rPr>
+        <w:t xml:space="preserve">Không phụ đề, không chữ trên màn hình.</w:t>
       </w:r>
     </w:p>
     <w:sectPr>
